--- a/testquest-app/docs/handover/Testquest-User-Journeys.docx
+++ b/testquest-app/docs/handover/Testquest-User-Journeys.docx
@@ -1085,7 +1085,7 @@
         <w:t xml:space="preserve">Sign up.</w:t>
       </w:r>
       <w:r>
-        <w:t xml:space="preserve"> They tap "Start free", enter their name, email, password, class, and board — or simply use "Sign in with Google". No payment details asked.</w:t>
+        <w:t xml:space="preserve"> They tap "Start free", enter just their name, email, and password (mobile optional) — or simply use "Sign in with Google". No class or board is asked (they can set their class later on the profile page), and no payment details. A guest can also browse the whole catalogue first: tapping "Start test" or "Unlock test" while signed out opens a friendly prompt to create an account or sign in — and after signing in, the test starts (or checkout opens) automatically.</w:t>
       </w:r>
     </w:p>
     <w:p>
